--- a/org.eclipse.actf.examples.michecker.doc.nl1/manual_src/miChecker_guide.docx
+++ b/org.eclipse.actf.examples.michecker.doc.nl1/manual_src/miChecker_guide.docx
@@ -1,6 +1,6 @@
 
 <file path=word/document.xml><?xml version="1.0" encoding="utf-8"?>
-<w:document xmlns:wpc="http://schemas.microsoft.com/office/word/2010/wordprocessingCanvas" xmlns:cx="http://schemas.microsoft.com/office/drawing/2014/chartex" xmlns:cx1="http://schemas.microsoft.com/office/drawing/2015/9/8/chartex" xmlns:cx2="http://schemas.microsoft.com/office/drawing/2015/10/21/chartex" xmlns:cx3="http://schemas.microsoft.com/office/drawing/2016/5/9/chartex" xmlns:cx4="http://schemas.microsoft.com/office/drawing/2016/5/10/chartex" xmlns:cx5="http://schemas.microsoft.com/office/drawing/2016/5/11/chartex" xmlns:cx6="http://schemas.microsoft.com/office/drawing/2016/5/12/chartex" xmlns:cx7="http://schemas.microsoft.com/office/drawing/2016/5/13/chartex" xmlns:cx8="http://schemas.microsoft.com/office/drawing/2016/5/14/chartex" xmlns:mc="http://schemas.openxmlformats.org/markup-compatibility/2006" xmlns:aink="http://schemas.microsoft.com/office/drawing/2016/ink" xmlns:am3d="http://schemas.microsoft.com/office/drawing/2017/model3d" xmlns:o="urn:schemas-microsoft-com:office:office" xmlns:oel="http://schemas.microsoft.com/office/2019/extlst" xmlns:r="http://schemas.openxmlformats.org/officeDocument/2006/relationships" xmlns:m="http://schemas.openxmlformats.org/officeDocument/2006/math" xmlns:v="urn:schemas-microsoft-com:vml" xmlns:wp14="http://schemas.microsoft.com/office/word/2010/wordprocessingDrawing" xmlns:wp="http://schemas.openxmlformats.org/drawingml/2006/wordprocessingDrawing" xmlns:w10="urn:schemas-microsoft-com:office:word" xmlns:w="http://schemas.openxmlformats.org/wordprocessingml/2006/main" xmlns:w14="http://schemas.microsoft.com/office/word/2010/wordml" xmlns:w15="http://schemas.microsoft.com/office/word/2012/wordml" xmlns:w16cex="http://schemas.microsoft.com/office/word/2018/wordml/cex" xmlns:w16cid="http://schemas.microsoft.com/office/word/2016/wordml/cid" xmlns:w16="http://schemas.microsoft.com/office/word/2018/wordml" xmlns:w16sdtdh="http://schemas.microsoft.com/office/word/2020/wordml/sdtdatahash" xmlns:w16se="http://schemas.microsoft.com/office/word/2015/wordml/symex" xmlns:wpg="http://schemas.microsoft.com/office/word/2010/wordprocessingGroup" xmlns:wpi="http://schemas.microsoft.com/office/word/2010/wordprocessingInk" xmlns:wne="http://schemas.microsoft.com/office/word/2006/wordml" xmlns:wps="http://schemas.microsoft.com/office/word/2010/wordprocessingShape" mc:Ignorable="w14 w15 w16se w16cid w16 w16cex w16sdtdh wp14">
+<w:document xmlns:wpc="http://schemas.microsoft.com/office/word/2010/wordprocessingCanvas" xmlns:cx="http://schemas.microsoft.com/office/drawing/2014/chartex" xmlns:cx1="http://schemas.microsoft.com/office/drawing/2015/9/8/chartex" xmlns:cx2="http://schemas.microsoft.com/office/drawing/2015/10/21/chartex" xmlns:cx3="http://schemas.microsoft.com/office/drawing/2016/5/9/chartex" xmlns:cx4="http://schemas.microsoft.com/office/drawing/2016/5/10/chartex" xmlns:cx5="http://schemas.microsoft.com/office/drawing/2016/5/11/chartex" xmlns:cx6="http://schemas.microsoft.com/office/drawing/2016/5/12/chartex" xmlns:cx7="http://schemas.microsoft.com/office/drawing/2016/5/13/chartex" xmlns:cx8="http://schemas.microsoft.com/office/drawing/2016/5/14/chartex" xmlns:mc="http://schemas.openxmlformats.org/markup-compatibility/2006" xmlns:aink="http://schemas.microsoft.com/office/drawing/2016/ink" xmlns:am3d="http://schemas.microsoft.com/office/drawing/2017/model3d" xmlns:o="urn:schemas-microsoft-com:office:office" xmlns:oel="http://schemas.microsoft.com/office/2019/extlst" xmlns:r="http://schemas.openxmlformats.org/officeDocument/2006/relationships" xmlns:m="http://schemas.openxmlformats.org/officeDocument/2006/math" xmlns:v="urn:schemas-microsoft-com:vml" xmlns:wp14="http://schemas.microsoft.com/office/word/2010/wordprocessingDrawing" xmlns:wp="http://schemas.openxmlformats.org/drawingml/2006/wordprocessingDrawing" xmlns:w10="urn:schemas-microsoft-com:office:word" xmlns:w="http://schemas.openxmlformats.org/wordprocessingml/2006/main" xmlns:w14="http://schemas.microsoft.com/office/word/2010/wordml" xmlns:w15="http://schemas.microsoft.com/office/word/2012/wordml" xmlns:w16cex="http://schemas.microsoft.com/office/word/2018/wordml/cex" xmlns:w16cid="http://schemas.microsoft.com/office/word/2016/wordml/cid" xmlns:w16="http://schemas.microsoft.com/office/word/2018/wordml" xmlns:w16du="http://schemas.microsoft.com/office/word/2023/wordml/word16du" xmlns:w16sdtdh="http://schemas.microsoft.com/office/word/2020/wordml/sdtdatahash" xmlns:w16sdtfl="http://schemas.microsoft.com/office/word/2024/wordml/sdtformatlock" xmlns:w16se="http://schemas.microsoft.com/office/word/2015/wordml/symex" xmlns:wpg="http://schemas.microsoft.com/office/word/2010/wordprocessingGroup" xmlns:wpi="http://schemas.microsoft.com/office/word/2010/wordprocessingInk" xmlns:wne="http://schemas.microsoft.com/office/word/2006/wordml" xmlns:wps="http://schemas.microsoft.com/office/word/2010/wordprocessingShape" mc:Ignorable="w14 w15 w16se w16cid w16 w16cex w16sdtdh w16sdtfl w16du wp14">
   <w:body>
     <w:p>
       <w:pPr>
@@ -178,11 +178,18 @@
           <w:rFonts w:ascii="HG丸ｺﾞｼｯｸM-PRO" w:eastAsia="HG丸ｺﾞｼｯｸM-PRO" w:hAnsi="HG丸ｺﾞｼｯｸM-PRO" w:cs="Arial" w:hint="eastAsia"/>
           <w:lang w:val="it-IT"/>
         </w:rPr>
-        <w:t>２４</w:t>
+        <w:t>２</w:t>
       </w:r>
       <w:r>
         <w:rPr>
           <w:rFonts w:ascii="HG丸ｺﾞｼｯｸM-PRO" w:eastAsia="HG丸ｺﾞｼｯｸM-PRO" w:hAnsi="HG丸ｺﾞｼｯｸM-PRO" w:cs="Arial" w:hint="eastAsia"/>
+          <w:lang w:val="it-IT"/>
+        </w:rPr>
+        <w:t>6</w:t>
+      </w:r>
+      <w:r>
+        <w:rPr>
+          <w:rFonts w:ascii="HG丸ｺﾞｼｯｸM-PRO" w:eastAsia="HG丸ｺﾞｼｯｸM-PRO" w:hAnsi="HG丸ｺﾞｼｯｸM-PRO" w:cs="Arial" w:hint="eastAsia"/>
         </w:rPr>
         <w:t>年</w:t>
       </w:r>
@@ -190,7 +197,7 @@
         <w:rPr>
           <w:rFonts w:ascii="HG丸ｺﾞｼｯｸM-PRO" w:eastAsia="HG丸ｺﾞｼｯｸM-PRO" w:hAnsi="HG丸ｺﾞｼｯｸM-PRO" w:cs="Arial" w:hint="eastAsia"/>
         </w:rPr>
-        <w:t>４</w:t>
+        <w:t>6</w:t>
       </w:r>
       <w:r>
         <w:rPr>
@@ -4901,7 +4908,7 @@
         <w:ind w:left="735" w:hangingChars="350" w:hanging="735"/>
         <w:jc w:val="left"/>
         <w:rPr>
-          <w:rFonts w:ascii="HG丸ｺﾞｼｯｸM-PRO" w:eastAsia="HG丸ｺﾞｼｯｸM-PRO" w:hAnsi="HG丸ｺﾞｼｯｸM-PRO"/>
+          <w:rFonts w:ascii="HG丸ｺﾞｼｯｸM-PRO" w:eastAsia="HG丸ｺﾞｼｯｸM-PRO" w:hAnsi="HG丸ｺﾞｼｯｸM-PRO" w:hint="eastAsia"/>
         </w:rPr>
       </w:pPr>
       <w:r>
@@ -4930,7 +4937,7 @@
             <w:rStyle w:val="a4"/>
             <w:rFonts w:ascii="HG丸ｺﾞｼｯｸM-PRO" w:eastAsia="HG丸ｺﾞｼｯｸM-PRO" w:hAnsi="HG丸ｺﾞｼｯｸM-PRO"/>
           </w:rPr>
-          <w:t>https://www.soumu.go.jp/main_sosiki/joho_tsusin/b_free/guideline.html</w:t>
+          <w:t>https://www.soumu.go.jp/info-accessibility-portal/webaccessibility/guideline/</w:t>
         </w:r>
       </w:hyperlink>
     </w:p>
@@ -8344,7 +8351,6 @@
         </w:rPr>
         <w:t>(もしくは、</w:t>
       </w:r>
-      <w:proofErr w:type="spellStart"/>
       <w:r>
         <w:rPr>
           <w:rFonts w:ascii="ＭＳ 明朝" w:hAnsi="ＭＳ 明朝" w:cs="Arial" w:hint="eastAsia"/>
@@ -8355,14 +8361,7 @@
         <w:rPr>
           <w:rFonts w:ascii="ＭＳ 明朝" w:hAnsi="ＭＳ 明朝" w:cs="Arial" w:hint="eastAsia"/>
         </w:rPr>
-        <w:t>+d</w:t>
-      </w:r>
-      <w:proofErr w:type="spellEnd"/>
-      <w:r>
-        <w:rPr>
-          <w:rFonts w:ascii="ＭＳ 明朝" w:hAnsi="ＭＳ 明朝" w:cs="Arial" w:hint="eastAsia"/>
-        </w:rPr>
-        <w:t>でアドレスバー</w:t>
+        <w:t>+dでアドレスバー</w:t>
       </w:r>
       <w:r>
         <w:rPr>
@@ -9529,21 +9528,7 @@
         <w:rPr>
           <w:rFonts w:ascii="ＭＳ 明朝" w:hAnsi="ＭＳ 明朝" w:cs="Arial" w:hint="eastAsia"/>
         </w:rPr>
-        <w:t>（もしくは</w:t>
-      </w:r>
-      <w:proofErr w:type="spellStart"/>
-      <w:r>
-        <w:rPr>
-          <w:rFonts w:ascii="ＭＳ 明朝" w:hAnsi="ＭＳ 明朝" w:cs="Arial" w:hint="eastAsia"/>
-        </w:rPr>
-        <w:t>Ctrl+Shift+B</w:t>
-      </w:r>
-      <w:proofErr w:type="spellEnd"/>
-      <w:r>
-        <w:rPr>
-          <w:rFonts w:ascii="ＭＳ 明朝" w:hAnsi="ＭＳ 明朝" w:cs="Arial" w:hint="eastAsia"/>
-        </w:rPr>
-        <w:t>）</w:t>
+        <w:t>（もしくはCtrl+Shift+B）</w:t>
       </w:r>
       <w:r>
         <w:rPr>
@@ -11333,21 +11318,7 @@
         <w:rPr>
           <w:rFonts w:ascii="ＭＳ 明朝" w:hAnsi="ＭＳ 明朝" w:hint="eastAsia"/>
         </w:rPr>
-        <w:t>（もしくは</w:t>
-      </w:r>
-      <w:proofErr w:type="spellStart"/>
-      <w:r>
-        <w:rPr>
-          <w:rFonts w:ascii="ＭＳ 明朝" w:hAnsi="ＭＳ 明朝" w:hint="eastAsia"/>
-        </w:rPr>
-        <w:t>Ctrl+Shift+O</w:t>
-      </w:r>
-      <w:proofErr w:type="spellEnd"/>
-      <w:r>
-        <w:rPr>
-          <w:rFonts w:ascii="ＭＳ 明朝" w:hAnsi="ＭＳ 明朝" w:hint="eastAsia"/>
-        </w:rPr>
-        <w:t>）</w:t>
+        <w:t>（もしくはCtrl+Shift+O）</w:t>
       </w:r>
       <w:r>
         <w:rPr>
@@ -18858,11 +18829,43 @@
                 <w:kern w:val="0"/>
                 <w:sz w:val="24"/>
               </w:rPr>
+              <w:fldChar w:fldCharType="begin"/>
+            </w:r>
+            <w:r>
+              <w:rPr>
+                <w:rFonts w:ascii="Arial" w:eastAsia="ＭＳ Ｐゴシック" w:hAnsi="Arial" w:cs="Arial"/>
+                <w:kern w:val="0"/>
+                <w:sz w:val="24"/>
+              </w:rPr>
+              <w:instrText xml:space="preserve"> INCLUDEPICTURE  "http://127.0.0.1:51597/help/topic/org.eclipse.actf.examples.michecker.doc/docs/images/I_Star.gif" \* MERGEFORMATINET </w:instrText>
+            </w:r>
+            <w:r>
+              <w:rPr>
+                <w:rFonts w:ascii="Arial" w:eastAsia="ＭＳ Ｐゴシック" w:hAnsi="Arial" w:cs="Arial"/>
+                <w:kern w:val="0"/>
+                <w:sz w:val="24"/>
+              </w:rPr>
+              <w:fldChar w:fldCharType="separate"/>
+            </w:r>
+            <w:r>
+              <w:rPr>
+                <w:rFonts w:ascii="Arial" w:eastAsia="ＭＳ Ｐゴシック" w:hAnsi="Arial" w:cs="Arial"/>
+                <w:kern w:val="0"/>
+                <w:sz w:val="24"/>
+              </w:rPr>
               <w:pict w14:anchorId="57677138">
-                <v:shape id="_x0000_i1061" type="#_x0000_t75" alt="Star." style="width:15.75pt;height:15.75pt">
+                <v:shape id="_x0000_i1026" type="#_x0000_t75" alt="Star." style="width:15.75pt;height:15.75pt">
                   <v:imagedata r:id="rId30" r:href="rId31"/>
                 </v:shape>
               </w:pict>
+            </w:r>
+            <w:r>
+              <w:rPr>
+                <w:rFonts w:ascii="Arial" w:eastAsia="ＭＳ Ｐゴシック" w:hAnsi="Arial" w:cs="Arial"/>
+                <w:kern w:val="0"/>
+                <w:sz w:val="24"/>
+              </w:rPr>
+              <w:fldChar w:fldCharType="end"/>
             </w:r>
             <w:r>
               <w:rPr>
@@ -19046,11 +19049,43 @@
                 <w:kern w:val="0"/>
                 <w:sz w:val="24"/>
               </w:rPr>
+              <w:fldChar w:fldCharType="begin"/>
+            </w:r>
+            <w:r>
+              <w:rPr>
+                <w:rFonts w:ascii="Arial" w:eastAsia="ＭＳ Ｐゴシック" w:hAnsi="Arial" w:cs="Arial"/>
+                <w:kern w:val="0"/>
+                <w:sz w:val="24"/>
+              </w:rPr>
+              <w:instrText xml:space="preserve"> INCLUDEPICTURE  "http://127.0.0.1:51597/help/topic/org.eclipse.actf.examples.michecker.doc/docs/images/I_Color.gif" \* MERGEFORMATINET </w:instrText>
+            </w:r>
+            <w:r>
+              <w:rPr>
+                <w:rFonts w:ascii="Arial" w:eastAsia="ＭＳ Ｐゴシック" w:hAnsi="Arial" w:cs="Arial"/>
+                <w:kern w:val="0"/>
+                <w:sz w:val="24"/>
+              </w:rPr>
+              <w:fldChar w:fldCharType="separate"/>
+            </w:r>
+            <w:r>
+              <w:rPr>
+                <w:rFonts w:ascii="Arial" w:eastAsia="ＭＳ Ｐゴシック" w:hAnsi="Arial" w:cs="Arial"/>
+                <w:kern w:val="0"/>
+                <w:sz w:val="24"/>
+              </w:rPr>
               <w:pict w14:anchorId="366F44E4">
-                <v:shape id="_x0000_i1062" type="#_x0000_t75" alt="Rectangles." style="width:15.75pt;height:15.75pt">
+                <v:shape id="_x0000_i1027" type="#_x0000_t75" alt="Rectangles." style="width:15.75pt;height:15.75pt">
                   <v:imagedata r:id="rId32" r:href="rId33"/>
                 </v:shape>
               </w:pict>
+            </w:r>
+            <w:r>
+              <w:rPr>
+                <w:rFonts w:ascii="Arial" w:eastAsia="ＭＳ Ｐゴシック" w:hAnsi="Arial" w:cs="Arial"/>
+                <w:kern w:val="0"/>
+                <w:sz w:val="24"/>
+              </w:rPr>
+              <w:fldChar w:fldCharType="end"/>
             </w:r>
             <w:r>
               <w:rPr>
@@ -19216,11 +19251,43 @@
                 <w:kern w:val="0"/>
                 <w:sz w:val="24"/>
               </w:rPr>
+              <w:fldChar w:fldCharType="begin"/>
+            </w:r>
+            <w:r>
+              <w:rPr>
+                <w:rFonts w:ascii="Arial" w:eastAsia="ＭＳ Ｐゴシック" w:hAnsi="Arial" w:cs="Arial"/>
+                <w:kern w:val="0"/>
+                <w:sz w:val="24"/>
+              </w:rPr>
+              <w:instrText xml:space="preserve"> INCLUDEPICTURE  "http://127.0.0.1:51597/help/topic/org.eclipse.actf.examples.michecker.doc/docs/images/I_Blur.gif" \* MERGEFORMATINET </w:instrText>
+            </w:r>
+            <w:r>
+              <w:rPr>
+                <w:rFonts w:ascii="Arial" w:eastAsia="ＭＳ Ｐゴシック" w:hAnsi="Arial" w:cs="Arial"/>
+                <w:kern w:val="0"/>
+                <w:sz w:val="24"/>
+              </w:rPr>
+              <w:fldChar w:fldCharType="separate"/>
+            </w:r>
+            <w:r>
+              <w:rPr>
+                <w:rFonts w:ascii="Arial" w:eastAsia="ＭＳ Ｐゴシック" w:hAnsi="Arial" w:cs="Arial"/>
+                <w:kern w:val="0"/>
+                <w:sz w:val="24"/>
+              </w:rPr>
               <w:pict w14:anchorId="65B2A69C">
-                <v:shape id="_x0000_i1063" type="#_x0000_t75" alt="Circle." style="width:15.75pt;height:15.75pt">
+                <v:shape id="_x0000_i1028" type="#_x0000_t75" alt="Circle." style="width:15.75pt;height:15.75pt">
                   <v:imagedata r:id="rId34" r:href="rId35"/>
                 </v:shape>
               </w:pict>
+            </w:r>
+            <w:r>
+              <w:rPr>
+                <w:rFonts w:ascii="Arial" w:eastAsia="ＭＳ Ｐゴシック" w:hAnsi="Arial" w:cs="Arial"/>
+                <w:kern w:val="0"/>
+                <w:sz w:val="24"/>
+              </w:rPr>
+              <w:fldChar w:fldCharType="end"/>
             </w:r>
             <w:r>
               <w:rPr>
@@ -23116,7 +23183,7 @@
           <w:noProof/>
         </w:rPr>
         <w:drawing>
-          <wp:inline distT="0" distB="0" distL="0" distR="0" wp14:anchorId="14E6859D" wp14:editId="082546B3">
+          <wp:inline distT="0" distB="0" distL="0" distR="0" wp14:anchorId="14E6859D" wp14:editId="6FED1826">
             <wp:extent cx="533400" cy="180975"/>
             <wp:effectExtent l="0" t="0" r="0" b="0"/>
             <wp:docPr id="50" name="図 49">
@@ -23286,7 +23353,6 @@
         <w:tc>
           <w:tcPr>
             <w:tcW w:w="1809" w:type="dxa"/>
-            <w:shd w:val="clear" w:color="auto" w:fill="auto"/>
           </w:tcPr>
           <w:p>
             <w:pPr>
@@ -23305,7 +23371,6 @@
         <w:tc>
           <w:tcPr>
             <w:tcW w:w="3686" w:type="dxa"/>
-            <w:shd w:val="clear" w:color="auto" w:fill="auto"/>
           </w:tcPr>
           <w:p>
             <w:pPr>
@@ -23330,7 +23395,6 @@
         <w:tc>
           <w:tcPr>
             <w:tcW w:w="4613" w:type="dxa"/>
-            <w:shd w:val="clear" w:color="auto" w:fill="auto"/>
           </w:tcPr>
           <w:p>
             <w:pPr>
@@ -23354,7 +23418,6 @@
         <w:tc>
           <w:tcPr>
             <w:tcW w:w="1809" w:type="dxa"/>
-            <w:shd w:val="clear" w:color="auto" w:fill="auto"/>
             <w:vAlign w:val="center"/>
           </w:tcPr>
           <w:p>
@@ -23460,7 +23523,6 @@
         <w:tc>
           <w:tcPr>
             <w:tcW w:w="3686" w:type="dxa"/>
-            <w:shd w:val="clear" w:color="auto" w:fill="auto"/>
           </w:tcPr>
           <w:p>
             <w:pPr>
@@ -23479,7 +23541,6 @@
         <w:tc>
           <w:tcPr>
             <w:tcW w:w="4613" w:type="dxa"/>
-            <w:shd w:val="clear" w:color="auto" w:fill="auto"/>
           </w:tcPr>
           <w:p>
             <w:pPr>
@@ -23562,7 +23623,6 @@
         <w:tc>
           <w:tcPr>
             <w:tcW w:w="1809" w:type="dxa"/>
-            <w:shd w:val="clear" w:color="auto" w:fill="auto"/>
             <w:vAlign w:val="center"/>
           </w:tcPr>
           <w:p>
@@ -23669,7 +23729,6 @@
         <w:tc>
           <w:tcPr>
             <w:tcW w:w="3686" w:type="dxa"/>
-            <w:shd w:val="clear" w:color="auto" w:fill="auto"/>
           </w:tcPr>
           <w:p>
             <w:pPr>
@@ -23688,7 +23747,6 @@
         <w:tc>
           <w:tcPr>
             <w:tcW w:w="4613" w:type="dxa"/>
-            <w:shd w:val="clear" w:color="auto" w:fill="auto"/>
           </w:tcPr>
           <w:p>
             <w:pPr>
@@ -23791,7 +23849,6 @@
         <w:tc>
           <w:tcPr>
             <w:tcW w:w="1809" w:type="dxa"/>
-            <w:shd w:val="clear" w:color="auto" w:fill="auto"/>
             <w:vAlign w:val="center"/>
           </w:tcPr>
           <w:p>
@@ -23897,7 +23954,6 @@
         <w:tc>
           <w:tcPr>
             <w:tcW w:w="3686" w:type="dxa"/>
-            <w:shd w:val="clear" w:color="auto" w:fill="auto"/>
           </w:tcPr>
           <w:p>
             <w:pPr>
@@ -23928,7 +23984,6 @@
         <w:tc>
           <w:tcPr>
             <w:tcW w:w="4613" w:type="dxa"/>
-            <w:shd w:val="clear" w:color="auto" w:fill="auto"/>
           </w:tcPr>
           <w:p>
             <w:pPr>
@@ -23961,11 +24016,9 @@
             <w:r>
               <w:t xml:space="preserve"> </w:t>
             </w:r>
-            <w:proofErr w:type="spellStart"/>
             <w:r>
               <w:t>contentinfo</w:t>
             </w:r>
-            <w:proofErr w:type="spellEnd"/>
             <w:r>
               <w:t>”)</w:t>
             </w:r>
@@ -23982,7 +24035,6 @@
         <w:tc>
           <w:tcPr>
             <w:tcW w:w="1809" w:type="dxa"/>
-            <w:shd w:val="clear" w:color="auto" w:fill="auto"/>
             <w:vAlign w:val="center"/>
           </w:tcPr>
           <w:p>
@@ -24089,7 +24141,6 @@
         <w:tc>
           <w:tcPr>
             <w:tcW w:w="3686" w:type="dxa"/>
-            <w:shd w:val="clear" w:color="auto" w:fill="auto"/>
           </w:tcPr>
           <w:p>
             <w:pPr>
@@ -24114,7 +24165,6 @@
         <w:tc>
           <w:tcPr>
             <w:tcW w:w="4613" w:type="dxa"/>
-            <w:shd w:val="clear" w:color="auto" w:fill="auto"/>
           </w:tcPr>
           <w:p>
             <w:pPr>
@@ -24147,7 +24197,6 @@
         <w:tc>
           <w:tcPr>
             <w:tcW w:w="1809" w:type="dxa"/>
-            <w:shd w:val="clear" w:color="auto" w:fill="auto"/>
             <w:vAlign w:val="center"/>
           </w:tcPr>
           <w:p>
@@ -24259,7 +24308,6 @@
         <w:tc>
           <w:tcPr>
             <w:tcW w:w="3686" w:type="dxa"/>
-            <w:shd w:val="clear" w:color="auto" w:fill="auto"/>
           </w:tcPr>
           <w:p>
             <w:pPr>
@@ -24278,7 +24326,6 @@
         <w:tc>
           <w:tcPr>
             <w:tcW w:w="4613" w:type="dxa"/>
-            <w:shd w:val="clear" w:color="auto" w:fill="auto"/>
           </w:tcPr>
           <w:p>
             <w:pPr>
@@ -24311,7 +24358,6 @@
         <w:tc>
           <w:tcPr>
             <w:tcW w:w="1809" w:type="dxa"/>
-            <w:shd w:val="clear" w:color="auto" w:fill="auto"/>
             <w:vAlign w:val="center"/>
           </w:tcPr>
           <w:p>
@@ -24417,7 +24463,6 @@
         <w:tc>
           <w:tcPr>
             <w:tcW w:w="3686" w:type="dxa"/>
-            <w:shd w:val="clear" w:color="auto" w:fill="auto"/>
           </w:tcPr>
           <w:p>
             <w:pPr>
@@ -24436,7 +24481,6 @@
         <w:tc>
           <w:tcPr>
             <w:tcW w:w="4613" w:type="dxa"/>
-            <w:shd w:val="clear" w:color="auto" w:fill="auto"/>
           </w:tcPr>
           <w:p>
             <w:pPr>
@@ -27885,14 +27929,12 @@
         </w:rPr>
         <w:t>みを行う</w:t>
       </w:r>
-      <w:proofErr w:type="spellStart"/>
       <w:r>
         <w:rPr>
           <w:rFonts w:ascii="ＭＳ 明朝" w:hAnsi="ＭＳ 明朝" w:hint="eastAsia"/>
         </w:rPr>
         <w:t>iframe</w:t>
       </w:r>
-      <w:proofErr w:type="spellEnd"/>
       <w:r>
         <w:rPr>
           <w:rFonts w:ascii="ＭＳ 明朝" w:hAnsi="ＭＳ 明朝" w:hint="eastAsia"/>
@@ -28182,14 +28224,12 @@
         </w:rPr>
         <w:t xml:space="preserve">　</w:t>
       </w:r>
-      <w:proofErr w:type="spellStart"/>
       <w:r>
         <w:rPr>
           <w:rFonts w:hint="eastAsia"/>
         </w:rPr>
         <w:t>iframe</w:t>
       </w:r>
-      <w:proofErr w:type="spellEnd"/>
       <w:r>
         <w:rPr>
           <w:rFonts w:hint="eastAsia"/>
@@ -30019,15 +30059,7 @@
         <w:t xml:space="preserve"> (</w:t>
       </w:r>
       <w:r>
-        <w:t>*.html,*.</w:t>
-      </w:r>
-      <w:proofErr w:type="spellStart"/>
-      <w:r>
-        <w:t>htm</w:t>
-      </w:r>
-      <w:proofErr w:type="spellEnd"/>
-      <w:r>
-        <w:t>)</w:t>
+        <w:t>*.html,*.htm)</w:t>
       </w:r>
       <w:r>
         <w:rPr>
@@ -30080,15 +30112,7 @@
         <w:t>(</w:t>
       </w:r>
       <w:r>
-        <w:t>*.html,*.</w:t>
-      </w:r>
-      <w:proofErr w:type="spellStart"/>
-      <w:r>
-        <w:t>htm</w:t>
-      </w:r>
-      <w:proofErr w:type="spellEnd"/>
-      <w:r>
-        <w:t>)</w:t>
+        <w:t>*.html,*.htm)</w:t>
       </w:r>
       <w:r>
         <w:rPr>
@@ -33113,7 +33137,6 @@
         <w:br/>
         <w:t xml:space="preserve">全選択にするには、 </w:t>
       </w:r>
-      <w:proofErr w:type="spellStart"/>
       <w:r>
         <w:rPr>
           <w:rFonts w:ascii="ＭＳ 明朝" w:hAnsi="ＭＳ 明朝" w:hint="eastAsia"/>
@@ -33124,16 +33147,8 @@
         <w:rPr>
           <w:rFonts w:ascii="ＭＳ 明朝" w:hAnsi="ＭＳ 明朝" w:hint="eastAsia"/>
         </w:rPr>
-        <w:t>+a</w:t>
-      </w:r>
-      <w:proofErr w:type="spellEnd"/>
-      <w:r>
-        <w:rPr>
-          <w:rFonts w:ascii="ＭＳ 明朝" w:hAnsi="ＭＳ 明朝" w:hint="eastAsia"/>
-        </w:rPr>
-        <w:t xml:space="preserve"> を押すか、左上のコーナーをクリックします。全選択状態にしたら、</w:t>
-      </w:r>
-      <w:proofErr w:type="spellStart"/>
+        <w:t>+a を押すか、左上のコーナーをクリックします。全選択状態にしたら、</w:t>
+      </w:r>
       <w:r>
         <w:rPr>
           <w:rFonts w:ascii="ＭＳ 明朝" w:hAnsi="ＭＳ 明朝" w:hint="eastAsia"/>
@@ -33144,14 +33159,7 @@
         <w:rPr>
           <w:rFonts w:ascii="ＭＳ 明朝" w:hAnsi="ＭＳ 明朝" w:hint="eastAsia"/>
         </w:rPr>
-        <w:t>+c</w:t>
-      </w:r>
-      <w:proofErr w:type="spellEnd"/>
-      <w:r>
-        <w:rPr>
-          <w:rFonts w:ascii="ＭＳ 明朝" w:hAnsi="ＭＳ 明朝" w:hint="eastAsia"/>
-        </w:rPr>
-        <w:t>を押してクリップボードにコピーします。</w:t>
+        <w:t>+cを押してクリップボードにコピーします。</w:t>
       </w:r>
       <w:r>
         <w:rPr>
@@ -33194,7 +33202,6 @@
         </w:rPr>
         <w:t xml:space="preserve">コピーしたものを貼り付けます。全選択には </w:t>
       </w:r>
-      <w:proofErr w:type="spellStart"/>
       <w:r>
         <w:rPr>
           <w:rFonts w:ascii="ＭＳ 明朝" w:hAnsi="ＭＳ 明朝" w:hint="eastAsia"/>
@@ -33205,16 +33212,8 @@
         <w:rPr>
           <w:rFonts w:ascii="ＭＳ 明朝" w:hAnsi="ＭＳ 明朝" w:hint="eastAsia"/>
         </w:rPr>
-        <w:t>+a</w:t>
-      </w:r>
-      <w:proofErr w:type="spellEnd"/>
-      <w:r>
-        <w:rPr>
-          <w:rFonts w:ascii="ＭＳ 明朝" w:hAnsi="ＭＳ 明朝" w:hint="eastAsia"/>
-        </w:rPr>
-        <w:t>、貼り付けには</w:t>
-      </w:r>
-      <w:proofErr w:type="spellStart"/>
+        <w:t>+a、貼り付けには</w:t>
+      </w:r>
       <w:r>
         <w:rPr>
           <w:rFonts w:ascii="ＭＳ 明朝" w:hAnsi="ＭＳ 明朝" w:hint="eastAsia"/>
@@ -33225,14 +33224,7 @@
         <w:rPr>
           <w:rFonts w:ascii="ＭＳ 明朝" w:hAnsi="ＭＳ 明朝" w:hint="eastAsia"/>
         </w:rPr>
-        <w:t>+v</w:t>
-      </w:r>
-      <w:proofErr w:type="spellEnd"/>
-      <w:r>
-        <w:rPr>
-          <w:rFonts w:ascii="ＭＳ 明朝" w:hAnsi="ＭＳ 明朝" w:hint="eastAsia"/>
-        </w:rPr>
-        <w:t>を押すなどします。</w:t>
+        <w:t>+vを押すなどします。</w:t>
       </w:r>
       <w:r>
         <w:rPr>
@@ -33699,19 +33691,11 @@
         </w:rPr>
         <w:t>「</w:t>
       </w:r>
-      <w:proofErr w:type="spellStart"/>
-      <w:r>
-        <w:rPr>
-          <w:rFonts w:ascii="ＭＳ 明朝" w:hAnsi="ＭＳ 明朝" w:hint="eastAsia"/>
-        </w:rPr>
-        <w:t>img</w:t>
-      </w:r>
-      <w:proofErr w:type="spellEnd"/>
-      <w:r>
-        <w:rPr>
-          <w:rFonts w:ascii="ＭＳ 明朝" w:hAnsi="ＭＳ 明朝" w:hint="eastAsia"/>
-        </w:rPr>
-        <w:t>要素のalt属性を用いる</w:t>
+      <w:r>
+        <w:rPr>
+          <w:rFonts w:ascii="ＭＳ 明朝" w:hAnsi="ＭＳ 明朝" w:hint="eastAsia"/>
+        </w:rPr>
+        <w:t>img要素のalt属性を用いる</w:t>
       </w:r>
       <w:r>
         <w:rPr>
@@ -36869,15 +36853,7 @@
         <w:t xml:space="preserve"> (</w:t>
       </w:r>
       <w:r>
-        <w:t>*.html,*.</w:t>
-      </w:r>
-      <w:proofErr w:type="spellStart"/>
-      <w:r>
-        <w:t>htm</w:t>
-      </w:r>
-      <w:proofErr w:type="spellEnd"/>
-      <w:r>
-        <w:t>)</w:t>
+        <w:t>*.html,*.htm)</w:t>
       </w:r>
       <w:r>
         <w:rPr>
@@ -36930,15 +36906,7 @@
         <w:t>(</w:t>
       </w:r>
       <w:r>
-        <w:t>*.html,*.</w:t>
-      </w:r>
-      <w:proofErr w:type="spellStart"/>
-      <w:r>
-        <w:t>htm</w:t>
-      </w:r>
-      <w:proofErr w:type="spellEnd"/>
-      <w:r>
-        <w:t>)</w:t>
+        <w:t>*.html,*.htm)</w:t>
       </w:r>
       <w:r>
         <w:rPr>
@@ -39416,7 +39384,7 @@
       <w:pPr>
         <w:jc w:val="left"/>
         <w:rPr>
-          <w:rFonts w:ascii="ＭＳ 明朝" w:hAnsi="ＭＳ 明朝" w:hint="eastAsia"/>
+          <w:rFonts w:ascii="ＭＳ 明朝" w:hAnsi="ＭＳ 明朝"/>
         </w:rPr>
       </w:pPr>
     </w:p>
@@ -39861,7 +39829,7 @@
 </file>
 
 <file path=word/endnotes.xml><?xml version="1.0" encoding="utf-8"?>
-<w:endnotes xmlns:wpc="http://schemas.microsoft.com/office/word/2010/wordprocessingCanvas" xmlns:cx="http://schemas.microsoft.com/office/drawing/2014/chartex" xmlns:cx1="http://schemas.microsoft.com/office/drawing/2015/9/8/chartex" xmlns:cx2="http://schemas.microsoft.com/office/drawing/2015/10/21/chartex" xmlns:cx3="http://schemas.microsoft.com/office/drawing/2016/5/9/chartex" xmlns:cx4="http://schemas.microsoft.com/office/drawing/2016/5/10/chartex" xmlns:cx5="http://schemas.microsoft.com/office/drawing/2016/5/11/chartex" xmlns:cx6="http://schemas.microsoft.com/office/drawing/2016/5/12/chartex" xmlns:cx7="http://schemas.microsoft.com/office/drawing/2016/5/13/chartex" xmlns:cx8="http://schemas.microsoft.com/office/drawing/2016/5/14/chartex" xmlns:mc="http://schemas.openxmlformats.org/markup-compatibility/2006" xmlns:aink="http://schemas.microsoft.com/office/drawing/2016/ink" xmlns:am3d="http://schemas.microsoft.com/office/drawing/2017/model3d" xmlns:o="urn:schemas-microsoft-com:office:office" xmlns:oel="http://schemas.microsoft.com/office/2019/extlst" xmlns:r="http://schemas.openxmlformats.org/officeDocument/2006/relationships" xmlns:m="http://schemas.openxmlformats.org/officeDocument/2006/math" xmlns:v="urn:schemas-microsoft-com:vml" xmlns:wp14="http://schemas.microsoft.com/office/word/2010/wordprocessingDrawing" xmlns:wp="http://schemas.openxmlformats.org/drawingml/2006/wordprocessingDrawing" xmlns:w10="urn:schemas-microsoft-com:office:word" xmlns:w="http://schemas.openxmlformats.org/wordprocessingml/2006/main" xmlns:w14="http://schemas.microsoft.com/office/word/2010/wordml" xmlns:w15="http://schemas.microsoft.com/office/word/2012/wordml" xmlns:w16cex="http://schemas.microsoft.com/office/word/2018/wordml/cex" xmlns:w16cid="http://schemas.microsoft.com/office/word/2016/wordml/cid" xmlns:w16="http://schemas.microsoft.com/office/word/2018/wordml" xmlns:w16sdtdh="http://schemas.microsoft.com/office/word/2020/wordml/sdtdatahash" xmlns:w16se="http://schemas.microsoft.com/office/word/2015/wordml/symex" xmlns:wpg="http://schemas.microsoft.com/office/word/2010/wordprocessingGroup" xmlns:wpi="http://schemas.microsoft.com/office/word/2010/wordprocessingInk" xmlns:wne="http://schemas.microsoft.com/office/word/2006/wordml" xmlns:wps="http://schemas.microsoft.com/office/word/2010/wordprocessingShape" mc:Ignorable="w14 w15 w16se w16cid w16 w16cex w16sdtdh wp14">
+<w:endnotes xmlns:wpc="http://schemas.microsoft.com/office/word/2010/wordprocessingCanvas" xmlns:cx="http://schemas.microsoft.com/office/drawing/2014/chartex" xmlns:cx1="http://schemas.microsoft.com/office/drawing/2015/9/8/chartex" xmlns:cx2="http://schemas.microsoft.com/office/drawing/2015/10/21/chartex" xmlns:cx3="http://schemas.microsoft.com/office/drawing/2016/5/9/chartex" xmlns:cx4="http://schemas.microsoft.com/office/drawing/2016/5/10/chartex" xmlns:cx5="http://schemas.microsoft.com/office/drawing/2016/5/11/chartex" xmlns:cx6="http://schemas.microsoft.com/office/drawing/2016/5/12/chartex" xmlns:cx7="http://schemas.microsoft.com/office/drawing/2016/5/13/chartex" xmlns:cx8="http://schemas.microsoft.com/office/drawing/2016/5/14/chartex" xmlns:mc="http://schemas.openxmlformats.org/markup-compatibility/2006" xmlns:aink="http://schemas.microsoft.com/office/drawing/2016/ink" xmlns:am3d="http://schemas.microsoft.com/office/drawing/2017/model3d" xmlns:o="urn:schemas-microsoft-com:office:office" xmlns:oel="http://schemas.microsoft.com/office/2019/extlst" xmlns:r="http://schemas.openxmlformats.org/officeDocument/2006/relationships" xmlns:m="http://schemas.openxmlformats.org/officeDocument/2006/math" xmlns:v="urn:schemas-microsoft-com:vml" xmlns:wp14="http://schemas.microsoft.com/office/word/2010/wordprocessingDrawing" xmlns:wp="http://schemas.openxmlformats.org/drawingml/2006/wordprocessingDrawing" xmlns:w10="urn:schemas-microsoft-com:office:word" xmlns:w="http://schemas.openxmlformats.org/wordprocessingml/2006/main" xmlns:w14="http://schemas.microsoft.com/office/word/2010/wordml" xmlns:w15="http://schemas.microsoft.com/office/word/2012/wordml" xmlns:w16cex="http://schemas.microsoft.com/office/word/2018/wordml/cex" xmlns:w16cid="http://schemas.microsoft.com/office/word/2016/wordml/cid" xmlns:w16="http://schemas.microsoft.com/office/word/2018/wordml" xmlns:w16du="http://schemas.microsoft.com/office/word/2023/wordml/word16du" xmlns:w16sdtdh="http://schemas.microsoft.com/office/word/2020/wordml/sdtdatahash" xmlns:w16sdtfl="http://schemas.microsoft.com/office/word/2024/wordml/sdtformatlock" xmlns:w16se="http://schemas.microsoft.com/office/word/2015/wordml/symex" xmlns:wpg="http://schemas.microsoft.com/office/word/2010/wordprocessingGroup" xmlns:wpi="http://schemas.microsoft.com/office/word/2010/wordprocessingInk" xmlns:wne="http://schemas.microsoft.com/office/word/2006/wordml" xmlns:wps="http://schemas.microsoft.com/office/word/2010/wordprocessingShape" mc:Ignorable="w14 w15 w16se w16cid w16 w16cex w16sdtdh w16sdtfl w16du wp14">
   <w:endnote w:type="separator" w:id="-1">
     <w:p>
       <w:r>
@@ -39880,7 +39848,7 @@
 </file>
 
 <file path=word/footer1.xml><?xml version="1.0" encoding="utf-8"?>
-<w:ftr xmlns:wpc="http://schemas.microsoft.com/office/word/2010/wordprocessingCanvas" xmlns:cx="http://schemas.microsoft.com/office/drawing/2014/chartex" xmlns:cx1="http://schemas.microsoft.com/office/drawing/2015/9/8/chartex" xmlns:cx2="http://schemas.microsoft.com/office/drawing/2015/10/21/chartex" xmlns:cx3="http://schemas.microsoft.com/office/drawing/2016/5/9/chartex" xmlns:cx4="http://schemas.microsoft.com/office/drawing/2016/5/10/chartex" xmlns:cx5="http://schemas.microsoft.com/office/drawing/2016/5/11/chartex" xmlns:cx6="http://schemas.microsoft.com/office/drawing/2016/5/12/chartex" xmlns:cx7="http://schemas.microsoft.com/office/drawing/2016/5/13/chartex" xmlns:cx8="http://schemas.microsoft.com/office/drawing/2016/5/14/chartex" xmlns:mc="http://schemas.openxmlformats.org/markup-compatibility/2006" xmlns:aink="http://schemas.microsoft.com/office/drawing/2016/ink" xmlns:am3d="http://schemas.microsoft.com/office/drawing/2017/model3d" xmlns:o="urn:schemas-microsoft-com:office:office" xmlns:oel="http://schemas.microsoft.com/office/2019/extlst" xmlns:r="http://schemas.openxmlformats.org/officeDocument/2006/relationships" xmlns:m="http://schemas.openxmlformats.org/officeDocument/2006/math" xmlns:v="urn:schemas-microsoft-com:vml" xmlns:wp14="http://schemas.microsoft.com/office/word/2010/wordprocessingDrawing" xmlns:wp="http://schemas.openxmlformats.org/drawingml/2006/wordprocessingDrawing" xmlns:w10="urn:schemas-microsoft-com:office:word" xmlns:w="http://schemas.openxmlformats.org/wordprocessingml/2006/main" xmlns:w14="http://schemas.microsoft.com/office/word/2010/wordml" xmlns:w15="http://schemas.microsoft.com/office/word/2012/wordml" xmlns:w16cex="http://schemas.microsoft.com/office/word/2018/wordml/cex" xmlns:w16cid="http://schemas.microsoft.com/office/word/2016/wordml/cid" xmlns:w16="http://schemas.microsoft.com/office/word/2018/wordml" xmlns:w16sdtdh="http://schemas.microsoft.com/office/word/2020/wordml/sdtdatahash" xmlns:w16se="http://schemas.microsoft.com/office/word/2015/wordml/symex" xmlns:wpg="http://schemas.microsoft.com/office/word/2010/wordprocessingGroup" xmlns:wpi="http://schemas.microsoft.com/office/word/2010/wordprocessingInk" xmlns:wne="http://schemas.microsoft.com/office/word/2006/wordml" xmlns:wps="http://schemas.microsoft.com/office/word/2010/wordprocessingShape" mc:Ignorable="w14 w15 w16se w16cid w16 w16cex w16sdtdh wp14">
+<w:ftr xmlns:wpc="http://schemas.microsoft.com/office/word/2010/wordprocessingCanvas" xmlns:cx="http://schemas.microsoft.com/office/drawing/2014/chartex" xmlns:cx1="http://schemas.microsoft.com/office/drawing/2015/9/8/chartex" xmlns:cx2="http://schemas.microsoft.com/office/drawing/2015/10/21/chartex" xmlns:cx3="http://schemas.microsoft.com/office/drawing/2016/5/9/chartex" xmlns:cx4="http://schemas.microsoft.com/office/drawing/2016/5/10/chartex" xmlns:cx5="http://schemas.microsoft.com/office/drawing/2016/5/11/chartex" xmlns:cx6="http://schemas.microsoft.com/office/drawing/2016/5/12/chartex" xmlns:cx7="http://schemas.microsoft.com/office/drawing/2016/5/13/chartex" xmlns:cx8="http://schemas.microsoft.com/office/drawing/2016/5/14/chartex" xmlns:mc="http://schemas.openxmlformats.org/markup-compatibility/2006" xmlns:aink="http://schemas.microsoft.com/office/drawing/2016/ink" xmlns:am3d="http://schemas.microsoft.com/office/drawing/2017/model3d" xmlns:o="urn:schemas-microsoft-com:office:office" xmlns:oel="http://schemas.microsoft.com/office/2019/extlst" xmlns:r="http://schemas.openxmlformats.org/officeDocument/2006/relationships" xmlns:m="http://schemas.openxmlformats.org/officeDocument/2006/math" xmlns:v="urn:schemas-microsoft-com:vml" xmlns:wp14="http://schemas.microsoft.com/office/word/2010/wordprocessingDrawing" xmlns:wp="http://schemas.openxmlformats.org/drawingml/2006/wordprocessingDrawing" xmlns:w10="urn:schemas-microsoft-com:office:word" xmlns:w="http://schemas.openxmlformats.org/wordprocessingml/2006/main" xmlns:w14="http://schemas.microsoft.com/office/word/2010/wordml" xmlns:w15="http://schemas.microsoft.com/office/word/2012/wordml" xmlns:w16cex="http://schemas.microsoft.com/office/word/2018/wordml/cex" xmlns:w16cid="http://schemas.microsoft.com/office/word/2016/wordml/cid" xmlns:w16="http://schemas.microsoft.com/office/word/2018/wordml" xmlns:w16du="http://schemas.microsoft.com/office/word/2023/wordml/word16du" xmlns:w16sdtdh="http://schemas.microsoft.com/office/word/2020/wordml/sdtdatahash" xmlns:w16sdtfl="http://schemas.microsoft.com/office/word/2024/wordml/sdtformatlock" xmlns:w16se="http://schemas.microsoft.com/office/word/2015/wordml/symex" xmlns:wpg="http://schemas.microsoft.com/office/word/2010/wordprocessingGroup" xmlns:wpi="http://schemas.microsoft.com/office/word/2010/wordprocessingInk" xmlns:wne="http://schemas.microsoft.com/office/word/2006/wordml" xmlns:wps="http://schemas.microsoft.com/office/word/2010/wordprocessingShape" mc:Ignorable="w14 w15 w16se w16cid w16 w16cex w16sdtdh w16sdtfl w16du wp14">
   <w:p>
     <w:pPr>
       <w:pStyle w:val="ac"/>
@@ -39915,7 +39883,7 @@
 </file>
 
 <file path=word/footnotes.xml><?xml version="1.0" encoding="utf-8"?>
-<w:footnotes xmlns:wpc="http://schemas.microsoft.com/office/word/2010/wordprocessingCanvas" xmlns:cx="http://schemas.microsoft.com/office/drawing/2014/chartex" xmlns:cx1="http://schemas.microsoft.com/office/drawing/2015/9/8/chartex" xmlns:cx2="http://schemas.microsoft.com/office/drawing/2015/10/21/chartex" xmlns:cx3="http://schemas.microsoft.com/office/drawing/2016/5/9/chartex" xmlns:cx4="http://schemas.microsoft.com/office/drawing/2016/5/10/chartex" xmlns:cx5="http://schemas.microsoft.com/office/drawing/2016/5/11/chartex" xmlns:cx6="http://schemas.microsoft.com/office/drawing/2016/5/12/chartex" xmlns:cx7="http://schemas.microsoft.com/office/drawing/2016/5/13/chartex" xmlns:cx8="http://schemas.microsoft.com/office/drawing/2016/5/14/chartex" xmlns:mc="http://schemas.openxmlformats.org/markup-compatibility/2006" xmlns:aink="http://schemas.microsoft.com/office/drawing/2016/ink" xmlns:am3d="http://schemas.microsoft.com/office/drawing/2017/model3d" xmlns:o="urn:schemas-microsoft-com:office:office" xmlns:oel="http://schemas.microsoft.com/office/2019/extlst" xmlns:r="http://schemas.openxmlformats.org/officeDocument/2006/relationships" xmlns:m="http://schemas.openxmlformats.org/officeDocument/2006/math" xmlns:v="urn:schemas-microsoft-com:vml" xmlns:wp14="http://schemas.microsoft.com/office/word/2010/wordprocessingDrawing" xmlns:wp="http://schemas.openxmlformats.org/drawingml/2006/wordprocessingDrawing" xmlns:w10="urn:schemas-microsoft-com:office:word" xmlns:w="http://schemas.openxmlformats.org/wordprocessingml/2006/main" xmlns:w14="http://schemas.microsoft.com/office/word/2010/wordml" xmlns:w15="http://schemas.microsoft.com/office/word/2012/wordml" xmlns:w16cex="http://schemas.microsoft.com/office/word/2018/wordml/cex" xmlns:w16cid="http://schemas.microsoft.com/office/word/2016/wordml/cid" xmlns:w16="http://schemas.microsoft.com/office/word/2018/wordml" xmlns:w16sdtdh="http://schemas.microsoft.com/office/word/2020/wordml/sdtdatahash" xmlns:w16se="http://schemas.microsoft.com/office/word/2015/wordml/symex" xmlns:wpg="http://schemas.microsoft.com/office/word/2010/wordprocessingGroup" xmlns:wpi="http://schemas.microsoft.com/office/word/2010/wordprocessingInk" xmlns:wne="http://schemas.microsoft.com/office/word/2006/wordml" xmlns:wps="http://schemas.microsoft.com/office/word/2010/wordprocessingShape" mc:Ignorable="w14 w15 w16se w16cid w16 w16cex w16sdtdh wp14">
+<w:footnotes xmlns:wpc="http://schemas.microsoft.com/office/word/2010/wordprocessingCanvas" xmlns:cx="http://schemas.microsoft.com/office/drawing/2014/chartex" xmlns:cx1="http://schemas.microsoft.com/office/drawing/2015/9/8/chartex" xmlns:cx2="http://schemas.microsoft.com/office/drawing/2015/10/21/chartex" xmlns:cx3="http://schemas.microsoft.com/office/drawing/2016/5/9/chartex" xmlns:cx4="http://schemas.microsoft.com/office/drawing/2016/5/10/chartex" xmlns:cx5="http://schemas.microsoft.com/office/drawing/2016/5/11/chartex" xmlns:cx6="http://schemas.microsoft.com/office/drawing/2016/5/12/chartex" xmlns:cx7="http://schemas.microsoft.com/office/drawing/2016/5/13/chartex" xmlns:cx8="http://schemas.microsoft.com/office/drawing/2016/5/14/chartex" xmlns:mc="http://schemas.openxmlformats.org/markup-compatibility/2006" xmlns:aink="http://schemas.microsoft.com/office/drawing/2016/ink" xmlns:am3d="http://schemas.microsoft.com/office/drawing/2017/model3d" xmlns:o="urn:schemas-microsoft-com:office:office" xmlns:oel="http://schemas.microsoft.com/office/2019/extlst" xmlns:r="http://schemas.openxmlformats.org/officeDocument/2006/relationships" xmlns:m="http://schemas.openxmlformats.org/officeDocument/2006/math" xmlns:v="urn:schemas-microsoft-com:vml" xmlns:wp14="http://schemas.microsoft.com/office/word/2010/wordprocessingDrawing" xmlns:wp="http://schemas.openxmlformats.org/drawingml/2006/wordprocessingDrawing" xmlns:w10="urn:schemas-microsoft-com:office:word" xmlns:w="http://schemas.openxmlformats.org/wordprocessingml/2006/main" xmlns:w14="http://schemas.microsoft.com/office/word/2010/wordml" xmlns:w15="http://schemas.microsoft.com/office/word/2012/wordml" xmlns:w16cex="http://schemas.microsoft.com/office/word/2018/wordml/cex" xmlns:w16cid="http://schemas.microsoft.com/office/word/2016/wordml/cid" xmlns:w16="http://schemas.microsoft.com/office/word/2018/wordml" xmlns:w16du="http://schemas.microsoft.com/office/word/2023/wordml/word16du" xmlns:w16sdtdh="http://schemas.microsoft.com/office/word/2020/wordml/sdtdatahash" xmlns:w16sdtfl="http://schemas.microsoft.com/office/word/2024/wordml/sdtformatlock" xmlns:w16se="http://schemas.microsoft.com/office/word/2015/wordml/symex" xmlns:wpg="http://schemas.microsoft.com/office/word/2010/wordprocessingGroup" xmlns:wpi="http://schemas.microsoft.com/office/word/2010/wordprocessingInk" xmlns:wne="http://schemas.microsoft.com/office/word/2006/wordml" xmlns:wps="http://schemas.microsoft.com/office/word/2010/wordprocessingShape" mc:Ignorable="w14 w15 w16se w16cid w16 w16cex w16sdtdh w16sdtfl w16du wp14">
   <w:footnote w:type="separator" w:id="-1">
     <w:p>
       <w:r>
@@ -39934,7 +39902,7 @@
 </file>
 
 <file path=word/header1.xml><?xml version="1.0" encoding="utf-8"?>
-<w:hdr xmlns:wpc="http://schemas.microsoft.com/office/word/2010/wordprocessingCanvas" xmlns:cx="http://schemas.microsoft.com/office/drawing/2014/chartex" xmlns:cx1="http://schemas.microsoft.com/office/drawing/2015/9/8/chartex" xmlns:cx2="http://schemas.microsoft.com/office/drawing/2015/10/21/chartex" xmlns:cx3="http://schemas.microsoft.com/office/drawing/2016/5/9/chartex" xmlns:cx4="http://schemas.microsoft.com/office/drawing/2016/5/10/chartex" xmlns:cx5="http://schemas.microsoft.com/office/drawing/2016/5/11/chartex" xmlns:cx6="http://schemas.microsoft.com/office/drawing/2016/5/12/chartex" xmlns:cx7="http://schemas.microsoft.com/office/drawing/2016/5/13/chartex" xmlns:cx8="http://schemas.microsoft.com/office/drawing/2016/5/14/chartex" xmlns:mc="http://schemas.openxmlformats.org/markup-compatibility/2006" xmlns:aink="http://schemas.microsoft.com/office/drawing/2016/ink" xmlns:am3d="http://schemas.microsoft.com/office/drawing/2017/model3d" xmlns:o="urn:schemas-microsoft-com:office:office" xmlns:oel="http://schemas.microsoft.com/office/2019/extlst" xmlns:r="http://schemas.openxmlformats.org/officeDocument/2006/relationships" xmlns:m="http://schemas.openxmlformats.org/officeDocument/2006/math" xmlns:v="urn:schemas-microsoft-com:vml" xmlns:wp14="http://schemas.microsoft.com/office/word/2010/wordprocessingDrawing" xmlns:wp="http://schemas.openxmlformats.org/drawingml/2006/wordprocessingDrawing" xmlns:w10="urn:schemas-microsoft-com:office:word" xmlns:w="http://schemas.openxmlformats.org/wordprocessingml/2006/main" xmlns:w14="http://schemas.microsoft.com/office/word/2010/wordml" xmlns:w15="http://schemas.microsoft.com/office/word/2012/wordml" xmlns:w16cex="http://schemas.microsoft.com/office/word/2018/wordml/cex" xmlns:w16cid="http://schemas.microsoft.com/office/word/2016/wordml/cid" xmlns:w16="http://schemas.microsoft.com/office/word/2018/wordml" xmlns:w16sdtdh="http://schemas.microsoft.com/office/word/2020/wordml/sdtdatahash" xmlns:w16se="http://schemas.microsoft.com/office/word/2015/wordml/symex" xmlns:wpg="http://schemas.microsoft.com/office/word/2010/wordprocessingGroup" xmlns:wpi="http://schemas.microsoft.com/office/word/2010/wordprocessingInk" xmlns:wne="http://schemas.microsoft.com/office/word/2006/wordml" xmlns:wps="http://schemas.microsoft.com/office/word/2010/wordprocessingShape" mc:Ignorable="w14 w15 w16se w16cid w16 w16cex w16sdtdh wp14">
+<w:hdr xmlns:wpc="http://schemas.microsoft.com/office/word/2010/wordprocessingCanvas" xmlns:cx="http://schemas.microsoft.com/office/drawing/2014/chartex" xmlns:cx1="http://schemas.microsoft.com/office/drawing/2015/9/8/chartex" xmlns:cx2="http://schemas.microsoft.com/office/drawing/2015/10/21/chartex" xmlns:cx3="http://schemas.microsoft.com/office/drawing/2016/5/9/chartex" xmlns:cx4="http://schemas.microsoft.com/office/drawing/2016/5/10/chartex" xmlns:cx5="http://schemas.microsoft.com/office/drawing/2016/5/11/chartex" xmlns:cx6="http://schemas.microsoft.com/office/drawing/2016/5/12/chartex" xmlns:cx7="http://schemas.microsoft.com/office/drawing/2016/5/13/chartex" xmlns:cx8="http://schemas.microsoft.com/office/drawing/2016/5/14/chartex" xmlns:mc="http://schemas.openxmlformats.org/markup-compatibility/2006" xmlns:aink="http://schemas.microsoft.com/office/drawing/2016/ink" xmlns:am3d="http://schemas.microsoft.com/office/drawing/2017/model3d" xmlns:o="urn:schemas-microsoft-com:office:office" xmlns:oel="http://schemas.microsoft.com/office/2019/extlst" xmlns:r="http://schemas.openxmlformats.org/officeDocument/2006/relationships" xmlns:m="http://schemas.openxmlformats.org/officeDocument/2006/math" xmlns:v="urn:schemas-microsoft-com:vml" xmlns:wp14="http://schemas.microsoft.com/office/word/2010/wordprocessingDrawing" xmlns:wp="http://schemas.openxmlformats.org/drawingml/2006/wordprocessingDrawing" xmlns:w10="urn:schemas-microsoft-com:office:word" xmlns:w="http://schemas.openxmlformats.org/wordprocessingml/2006/main" xmlns:w14="http://schemas.microsoft.com/office/word/2010/wordml" xmlns:w15="http://schemas.microsoft.com/office/word/2012/wordml" xmlns:w16cex="http://schemas.microsoft.com/office/word/2018/wordml/cex" xmlns:w16cid="http://schemas.microsoft.com/office/word/2016/wordml/cid" xmlns:w16="http://schemas.microsoft.com/office/word/2018/wordml" xmlns:w16du="http://schemas.microsoft.com/office/word/2023/wordml/word16du" xmlns:w16sdtdh="http://schemas.microsoft.com/office/word/2020/wordml/sdtdatahash" xmlns:w16sdtfl="http://schemas.microsoft.com/office/word/2024/wordml/sdtformatlock" xmlns:w16se="http://schemas.microsoft.com/office/word/2015/wordml/symex" xmlns:wpg="http://schemas.microsoft.com/office/word/2010/wordprocessingGroup" xmlns:wpi="http://schemas.microsoft.com/office/word/2010/wordprocessingInk" xmlns:wne="http://schemas.microsoft.com/office/word/2006/wordml" xmlns:wps="http://schemas.microsoft.com/office/word/2010/wordprocessingShape" mc:Ignorable="w14 w15 w16se w16cid w16 w16cex w16sdtdh w16sdtfl w16du wp14">
   <w:p>
     <w:pPr>
       <w:pStyle w:val="ae"/>
@@ -39961,7 +39929,7 @@
 </file>
 
 <file path=word/numbering.xml><?xml version="1.0" encoding="utf-8"?>
-<w:numbering xmlns:wpc="http://schemas.microsoft.com/office/word/2010/wordprocessingCanvas" xmlns:cx="http://schemas.microsoft.com/office/drawing/2014/chartex" xmlns:cx1="http://schemas.microsoft.com/office/drawing/2015/9/8/chartex" xmlns:cx2="http://schemas.microsoft.com/office/drawing/2015/10/21/chartex" xmlns:cx3="http://schemas.microsoft.com/office/drawing/2016/5/9/chartex" xmlns:cx4="http://schemas.microsoft.com/office/drawing/2016/5/10/chartex" xmlns:cx5="http://schemas.microsoft.com/office/drawing/2016/5/11/chartex" xmlns:cx6="http://schemas.microsoft.com/office/drawing/2016/5/12/chartex" xmlns:cx7="http://schemas.microsoft.com/office/drawing/2016/5/13/chartex" xmlns:cx8="http://schemas.microsoft.com/office/drawing/2016/5/14/chartex" xmlns:mc="http://schemas.openxmlformats.org/markup-compatibility/2006" xmlns:aink="http://schemas.microsoft.com/office/drawing/2016/ink" xmlns:am3d="http://schemas.microsoft.com/office/drawing/2017/model3d" xmlns:o="urn:schemas-microsoft-com:office:office" xmlns:oel="http://schemas.microsoft.com/office/2019/extlst" xmlns:r="http://schemas.openxmlformats.org/officeDocument/2006/relationships" xmlns:m="http://schemas.openxmlformats.org/officeDocument/2006/math" xmlns:v="urn:schemas-microsoft-com:vml" xmlns:wp14="http://schemas.microsoft.com/office/word/2010/wordprocessingDrawing" xmlns:wp="http://schemas.openxmlformats.org/drawingml/2006/wordprocessingDrawing" xmlns:w10="urn:schemas-microsoft-com:office:word" xmlns:w="http://schemas.openxmlformats.org/wordprocessingml/2006/main" xmlns:w14="http://schemas.microsoft.com/office/word/2010/wordml" xmlns:w15="http://schemas.microsoft.com/office/word/2012/wordml" xmlns:w16cex="http://schemas.microsoft.com/office/word/2018/wordml/cex" xmlns:w16cid="http://schemas.microsoft.com/office/word/2016/wordml/cid" xmlns:w16="http://schemas.microsoft.com/office/word/2018/wordml" xmlns:w16sdtdh="http://schemas.microsoft.com/office/word/2020/wordml/sdtdatahash" xmlns:w16se="http://schemas.microsoft.com/office/word/2015/wordml/symex" xmlns:wpg="http://schemas.microsoft.com/office/word/2010/wordprocessingGroup" xmlns:wpi="http://schemas.microsoft.com/office/word/2010/wordprocessingInk" xmlns:wne="http://schemas.microsoft.com/office/word/2006/wordml" xmlns:wps="http://schemas.microsoft.com/office/word/2010/wordprocessingShape" mc:Ignorable="w14 w15 w16se w16cid w16 w16cex w16sdtdh wp14">
+<w:numbering xmlns:wpc="http://schemas.microsoft.com/office/word/2010/wordprocessingCanvas" xmlns:cx="http://schemas.microsoft.com/office/drawing/2014/chartex" xmlns:cx1="http://schemas.microsoft.com/office/drawing/2015/9/8/chartex" xmlns:cx2="http://schemas.microsoft.com/office/drawing/2015/10/21/chartex" xmlns:cx3="http://schemas.microsoft.com/office/drawing/2016/5/9/chartex" xmlns:cx4="http://schemas.microsoft.com/office/drawing/2016/5/10/chartex" xmlns:cx5="http://schemas.microsoft.com/office/drawing/2016/5/11/chartex" xmlns:cx6="http://schemas.microsoft.com/office/drawing/2016/5/12/chartex" xmlns:cx7="http://schemas.microsoft.com/office/drawing/2016/5/13/chartex" xmlns:cx8="http://schemas.microsoft.com/office/drawing/2016/5/14/chartex" xmlns:mc="http://schemas.openxmlformats.org/markup-compatibility/2006" xmlns:aink="http://schemas.microsoft.com/office/drawing/2016/ink" xmlns:am3d="http://schemas.microsoft.com/office/drawing/2017/model3d" xmlns:o="urn:schemas-microsoft-com:office:office" xmlns:oel="http://schemas.microsoft.com/office/2019/extlst" xmlns:r="http://schemas.openxmlformats.org/officeDocument/2006/relationships" xmlns:m="http://schemas.openxmlformats.org/officeDocument/2006/math" xmlns:v="urn:schemas-microsoft-com:vml" xmlns:wp14="http://schemas.microsoft.com/office/word/2010/wordprocessingDrawing" xmlns:wp="http://schemas.openxmlformats.org/drawingml/2006/wordprocessingDrawing" xmlns:w10="urn:schemas-microsoft-com:office:word" xmlns:w="http://schemas.openxmlformats.org/wordprocessingml/2006/main" xmlns:w14="http://schemas.microsoft.com/office/word/2010/wordml" xmlns:w15="http://schemas.microsoft.com/office/word/2012/wordml" xmlns:w16cex="http://schemas.microsoft.com/office/word/2018/wordml/cex" xmlns:w16cid="http://schemas.microsoft.com/office/word/2016/wordml/cid" xmlns:w16="http://schemas.microsoft.com/office/word/2018/wordml" xmlns:w16du="http://schemas.microsoft.com/office/word/2023/wordml/word16du" xmlns:w16sdtdh="http://schemas.microsoft.com/office/word/2020/wordml/sdtdatahash" xmlns:w16sdtfl="http://schemas.microsoft.com/office/word/2024/wordml/sdtformatlock" xmlns:w16se="http://schemas.microsoft.com/office/word/2015/wordml/symex" xmlns:wpg="http://schemas.microsoft.com/office/word/2010/wordprocessingGroup" xmlns:wpi="http://schemas.microsoft.com/office/word/2010/wordprocessingInk" xmlns:wne="http://schemas.microsoft.com/office/word/2006/wordml" xmlns:wps="http://schemas.microsoft.com/office/word/2010/wordprocessingShape" mc:Ignorable="w14 w15 w16se w16cid w16 w16cex w16sdtdh w16sdtfl w16du wp14">
   <w:numPicBullet w:numPicBulletId="0">
     <w:pict>
       <v:shapetype id="_x0000_t75" coordsize="21600,21600" o:spt="75" o:preferrelative="t" path="m@4@5l@4@11@9@11@9@5xe" filled="f" stroked="f">
@@ -39983,7 +39951,7 @@
         <v:path o:extrusionok="f" gradientshapeok="t" o:connecttype="rect"/>
         <o:lock v:ext="edit" aspectratio="t"/>
       </v:shapetype>
-      <v:shape id="_x0000_i1033" type="#_x0000_t75" style="width:9pt;height:9pt" o:bullet="t">
+      <v:shape id="_x0000_i1025" type="#_x0000_t75" style="width:9pt;height:9pt" o:bullet="t">
         <v:imagedata r:id="rId1" o:title="BD10267_"/>
       </v:shape>
     </w:pict>
@@ -43073,7 +43041,7 @@
 </file>
 
 <file path=word/styles.xml><?xml version="1.0" encoding="utf-8"?>
-<w:styles xmlns:mc="http://schemas.openxmlformats.org/markup-compatibility/2006" xmlns:r="http://schemas.openxmlformats.org/officeDocument/2006/relationships" xmlns:w="http://schemas.openxmlformats.org/wordprocessingml/2006/main" xmlns:w14="http://schemas.microsoft.com/office/word/2010/wordml" xmlns:w15="http://schemas.microsoft.com/office/word/2012/wordml" xmlns:w16cex="http://schemas.microsoft.com/office/word/2018/wordml/cex" xmlns:w16cid="http://schemas.microsoft.com/office/word/2016/wordml/cid" xmlns:w16="http://schemas.microsoft.com/office/word/2018/wordml" xmlns:w16sdtdh="http://schemas.microsoft.com/office/word/2020/wordml/sdtdatahash" xmlns:w16se="http://schemas.microsoft.com/office/word/2015/wordml/symex" mc:Ignorable="w14 w15 w16se w16cid w16 w16cex w16sdtdh">
+<w:styles xmlns:mc="http://schemas.openxmlformats.org/markup-compatibility/2006" xmlns:r="http://schemas.openxmlformats.org/officeDocument/2006/relationships" xmlns:w="http://schemas.openxmlformats.org/wordprocessingml/2006/main" xmlns:w14="http://schemas.microsoft.com/office/word/2010/wordml" xmlns:w15="http://schemas.microsoft.com/office/word/2012/wordml" xmlns:w16cex="http://schemas.microsoft.com/office/word/2018/wordml/cex" xmlns:w16cid="http://schemas.microsoft.com/office/word/2016/wordml/cid" xmlns:w16="http://schemas.microsoft.com/office/word/2018/wordml" xmlns:w16du="http://schemas.microsoft.com/office/word/2023/wordml/word16du" xmlns:w16sdtdh="http://schemas.microsoft.com/office/word/2020/wordml/sdtdatahash" xmlns:w16sdtfl="http://schemas.microsoft.com/office/word/2024/wordml/sdtformatlock" xmlns:w16se="http://schemas.microsoft.com/office/word/2015/wordml/symex" mc:Ignorable="w14 w15 w16se w16cid w16 w16cex w16sdtdh w16sdtfl w16du">
   <w:docDefaults>
     <w:rPrDefault>
       <w:rPr>
@@ -43638,7 +43606,6 @@
   <w:style w:type="character" w:default="1" w:styleId="a0">
     <w:name w:val="Default Paragraph Font"/>
     <w:uiPriority w:val="1"/>
-    <w:semiHidden/>
     <w:unhideWhenUsed/>
   </w:style>
   <w:style w:type="table" w:default="1" w:styleId="a1">
